--- a/docs/actions/QUICKSTART_REPORT.docx
+++ b/docs/actions/QUICKSTART_REPORT.docx
@@ -2,7 +2,7 @@
 <file path=word/document.xml><?xml version="1.0" encoding="utf-8"?>
 <w:document xmlns:w="http://schemas.openxmlformats.org/wordprocessingml/2006/main" xmlns:m="http://schemas.openxmlformats.org/officeDocument/2006/math" xmlns:r="http://schemas.openxmlformats.org/officeDocument/2006/relationships" xmlns:o="urn:schemas-microsoft-com:office:office" xmlns:v="urn:schemas-microsoft-com:vml" xmlns:w10="urn:schemas-microsoft-com:office:word" xmlns:a="http://schemas.openxmlformats.org/drawingml/2006/main" xmlns:pic="http://schemas.openxmlformats.org/drawingml/2006/picture" xmlns:wp="http://schemas.openxmlformats.org/drawingml/2006/wordprocessingDrawing">
   <w:body>
-    <w:bookmarkStart w:id="16" w:name="X41e5fca89e7ea65bcbceb67475e7ecc0ef52b2f"/>
+    <w:bookmarkStart w:id="16" w:name="Xa67fe40de2c3a3c075921f9318cbe801070c998"/>
     <w:p>
       <w:pPr>
         <w:pStyle w:val="Heading1"/>
@@ -199,8 +199,7 @@
     <w:tbl>
       <w:tblPr>
         <w:tblStyle w:val="Table"/>
-        <w:tblW w:type="pct" w:w="5000"/>
-        <w:tblLayout w:type="fixed"/>
+        <w:tblW w:type="auto" w:w="0"/>
         <w:tblLook w:firstRow="1" w:lastRow="0" w:firstColumn="0" w:lastColumn="0" w:noHBand="0" w:noVBand="0" w:val="0020"/>
       </w:tblPr>
       <w:tblGrid>
@@ -436,7 +435,7 @@
           <w:b/>
           <w:bCs/>
         </w:rPr>
-        <w:t xml:space="preserve">Claude Code’s own built-in</w:t>
+        <w:t xml:space="preserve">Claude Code's own built-in</w:t>
       </w:r>
       <w:r>
         <w:t xml:space="preserve"> </w:t>
@@ -667,22 +666,13 @@
         <w:t xml:space="preserve"> </w:t>
       </w:r>
       <w:r>
-        <w:t xml:space="preserve">— never a prose</w:t>
-      </w:r>
-      <w:r>
-        <w:t xml:space="preserve"> </w:t>
-      </w:r>
-      <w:r>
-        <w:t xml:space="preserve">“yes, I’ll look into</w:t>
-      </w:r>
-      <w:r>
-        <w:t xml:space="preserve"> </w:t>
-      </w:r>
-      <w:r>
-        <w:t xml:space="preserve">it”</w:t>
-      </w:r>
-      <w:r>
-        <w:t xml:space="preserve">. Status</w:t>
+        <w:t xml:space="preserve">— never a prose "yes, I'll look into</w:t>
+      </w:r>
+      <w:r>
+        <w:t xml:space="preserve"> </w:t>
+      </w:r>
+      <w:r>
+        <w:t xml:space="preserve">it". Status</w:t>
       </w:r>
       <w:r>
         <w:t xml:space="preserve"> </w:t>
@@ -1022,7 +1012,7 @@
           <w:b/>
           <w:bCs/>
         </w:rPr>
-        <w:t xml:space="preserve">each tracker’s verdict</w:t>
+        <w:t xml:space="preserve">each tracker's verdict</w:t>
       </w:r>
       <w:r>
         <w:t xml:space="preserve">, with the path to the captured evidence.</w:t>
@@ -1470,7 +1460,7 @@
         <w:rFonts w:asciiTheme="minorHAnsi" w:cstheme="minorBidi" w:eastAsiaTheme="minorEastAsia" w:hAnsiTheme="minorHAnsi"/>
         <w:sz w:val="24"/>
         <w:szCs w:val="24"/>
-        <w:lang w:bidi="ar-SA" w:eastAsia="zh-CN" w:val="en-US"/>
+        <w:lang w:bidi="ar-SA" w:eastAsia="zh-CN" w:val="en"/>
       </w:rPr>
     </w:rPrDefault>
     <w:pPrDefault>
@@ -1522,8 +1512,8 @@
     </w:pPr>
     <w:rPr>
       <w:rFonts w:asciiTheme="majorHAnsi" w:cstheme="majorBidi" w:eastAsiaTheme="majorEastAsia" w:hAnsiTheme="majorHAnsi"/>
-      <w:sz w:val="56"/>
-      <w:szCs w:val="56"/>
+      <w:sz w:val="40"/>
+      <w:szCs w:val="40"/>
     </w:rPr>
   </w:style>
   <w:style w:customStyle="1" w:styleId="TitleChar" w:type="character">
@@ -1657,8 +1647,8 @@
     <w:rPr>
       <w:rFonts w:asciiTheme="majorHAnsi" w:cstheme="majorBidi" w:eastAsiaTheme="majorEastAsia" w:hAnsiTheme="majorHAnsi"/>
       <w:color w:themeColor="accent1" w:themeShade="BF" w:val="0F4761"/>
-      <w:sz w:val="40"/>
-      <w:szCs w:val="40"/>
+      <w:sz w:val="32"/>
+      <w:szCs w:val="32"/>
     </w:rPr>
   </w:style>
   <w:style w:styleId="Heading2" w:type="paragraph">
@@ -1680,8 +1670,8 @@
     <w:rPr>
       <w:rFonts w:asciiTheme="majorHAnsi" w:cstheme="majorBidi" w:eastAsiaTheme="majorEastAsia" w:hAnsiTheme="majorHAnsi"/>
       <w:color w:themeColor="accent1" w:themeShade="BF" w:val="0F4761"/>
-      <w:sz w:val="32"/>
-      <w:szCs w:val="32"/>
+      <w:sz w:val="26"/>
+      <w:szCs w:val="26"/>
     </w:rPr>
   </w:style>
   <w:style w:styleId="Heading3" w:type="paragraph">
@@ -1703,8 +1693,8 @@
     <w:rPr>
       <w:rFonts w:cstheme="majorBidi" w:eastAsiaTheme="majorEastAsia"/>
       <w:color w:themeColor="accent1" w:themeShade="BF" w:val="0F4761"/>
-      <w:sz w:val="28"/>
-      <w:szCs w:val="28"/>
+      <w:sz w:val="24"/>
+      <w:szCs w:val="24"/>
     </w:rPr>
   </w:style>
   <w:style w:styleId="Heading4" w:type="paragraph">
@@ -1724,6 +1714,8 @@
       <w:outlineLvl w:val="3"/>
     </w:pPr>
     <w:rPr>
+      <w:sz w:val="22"/>
+      <w:szCs w:val="22"/>
       <w:rFonts w:cstheme="majorBidi" w:eastAsiaTheme="majorEastAsia"/>
       <w:i/>
       <w:iCs/>
